--- a/pr-preview/pr-360/chapters/notation.docx
+++ b/pr-preview/pr-360/chapters/notation.docx
@@ -15,7 +15,7 @@
         <w:pStyle w:val="Date"/>
       </w:pPr>
       <w:r>
-        <w:t xml:space="preserve">Last modified: 2026-10-26 01:01:16 (PDT)</w:t>
+        <w:t xml:space="preserve">Last modified: 2026-10-26 01:14:42 (PDT)</w:t>
       </w:r>
     </w:p>
     <w:tbl>
@@ -13495,11 +13495,9 @@
       <w:r>
         <w:t xml:space="preserve"> </w:t>
       </w:r>
-      <m:oMath>
-        <m:r>
-          <m:t>f</m:t>
-        </m:r>
-      </m:oMath>
+      <w:r>
+        <w:t xml:space="preserve">$\predfn$</w:t>
+      </w:r>
       <w:r>
         <w:t xml:space="preserve">.</w:t>
       </w:r>
@@ -13598,9 +13596,11 @@
       <w:r>
         <w:t xml:space="preserve"> </w:t>
       </w:r>
-      <w:r>
-        <w:t xml:space="preserve">“X”</w:t>
-      </w:r>
+      <m:oMath>
+        <m:r>
+          <m:t>X</m:t>
+        </m:r>
+      </m:oMath>
       <w:r>
         <w:t xml:space="preserve"> </w:t>
       </w:r>
@@ -14324,11 +14324,9 @@
       <w:r>
         <w:t xml:space="preserve"> </w:t>
       </w:r>
-      <m:oMath>
-        <m:r>
-          <m:t>f</m:t>
-        </m:r>
-      </m:oMath>
+      <w:r>
+        <w:t xml:space="preserve">$\predfn$</w:t>
+      </w:r>
       <w:r>
         <w:t xml:space="preserve">.</w:t>
       </w:r>
